--- a/crates/maestro-app/tests/fixtures/docx/attachments/hyperlinked-runs.docx
+++ b/crates/maestro-app/tests/fixtures/docx/attachments/hyperlinked-runs.docx
@@ -5,10 +5,10 @@
     <w:p>
       <w:hyperlink>
         <w:r>
-          <w:t>two</w:t>
+          <w:t>Spl</w:t>
         </w:r>
         <w:r>
-          <w:t> runs</w:t>
+          <w:t>it</w:t>
         </w:r>
       </w:hyperlink>
     </w:p>
